--- a/Volume 1/Chapter 06 - RESTful APIs/SPA_Vol1_Ch6_Lesson6_13a_JSON_Responses_EXTENDED.docx
+++ b/Volume 1/Chapter 06 - RESTful APIs/SPA_Vol1_Ch6_Lesson6_13a_JSON_Responses_EXTENDED.docx
@@ -67,10 +67,7 @@
     </w:p>
     <w:p>
       <w:r>
-        <w:t>Write and read JSON responses from both sides in Assembly, Rust, and Erlang, exactly as Lesson 6.13 does. On the server, Lesson 6.5a's contact store writes every contact with one serializer and one content type, so Ann "Bo" Lee &amp; Co is the same bytes from every server. On the client, the JSON in a response becomes a real Contact record with typed fields: a missing field, a value of the wrong kind, and a number too large to be an id are refused with a clear reason, and a field the client does not know is ign</w:t>
-      </w:r>
-      <w:r>
-        <w:t>ored. In Solidity, the contract writes the same JSON, and a client script reads it into a Solidity record with Foundry's JSON cheatcodes, which convert more than they should, so the client checks each value's kind first.</w:t>
+        <w:t>Write and read JSON responses from both sides in Assembly, Rust, and Erlang, exactly as Lesson 6.13 does. On the server, Lesson 6.5a's contact store writes every contact with one serializer and one content type, so Ann "Bo" Lee &amp; Co is the same bytes from every server. On the client, the JSON in a response becomes a real Contact record with typed fields: a missing field, a value of the wrong kind, and a number too large to be an id are refused with a clear reason, and a field the client does not know is ignored. In Solidity, the contract writes the same JSON, and a client script reads it into a Solidity record with Foundry's JSON cheatcodes, which convert more than they should, so the client checks each value's kind first.</w:t>
       </w:r>
     </w:p>
     <w:p>
@@ -98,10 +95,7 @@
     </w:p>
     <w:p>
       <w:r>
-        <w:t>Lesson 6.13 explains why a client needs its values in its own record, with the right types, and why it must notice a response that is valid JSON but not a contact. This companion shows what that takes when the library gives you little or converts on its own: cJSON keeps every number twice and stops one copy at the largest int, so Assembly compares the two; serde_json's Value and Erlang's json module tell each kind apart for you; and Foundry's cheatcodes read the text "1" as the number 1 and null as the text</w:t>
-      </w:r>
-      <w:r>
-        <w:t xml:space="preserve"> "null", so the Solidity client measures each value before it reads it. It also shows that one serializer per language is not the whole story: the writers agree on Ann, but not on every character. Read Lesson 6.13 first: this companion uses its values, its output, its curl Check, its Exercise and Challenge, and does not repeat why each was chosen.</w:t>
+        <w:t>Lesson 6.13 explains why a client needs its values in its own record, with the right types, and why it must notice a response that is valid JSON but not a contact. This companion shows what that takes when the library gives you little or converts on its own: cJSON keeps every number twice and stops one copy at the largest int, so Assembly compares the two; serde_json's Value and Erlang's json module tell each kind apart for you; and Foundry's cheatcodes read the text "1" as the number 1 and null as the text "null", so the Solidity client measures each value before it reads it. It also shows that one serializer per language is not the whole story: the writers agree on Ann, but not on every character. Read Lesson 6.13 first: this companion uses its values, its output, its curl Check, its Exercise and Challenge, and does not repeat why each was chosen.</w:t>
       </w:r>
     </w:p>
     <w:p>
@@ -1240,10 +1234,7 @@
     </w:p>
     <w:p>
       <w:r>
-        <w:t xml:space="preserve">The files step 1 copies are not printed in this lesson, so they are not in the layout: from lesson-6.5-extended, certs, .gitignore, mysql-otp (vendor/mysql), cJSON (assembly/cJSON.c and cJSON.h), your Chapter 5 contacts module (assembly/windows/contacts.asm and contacts.inc, rust/src/contacts.rs, erlang/contacts.erl and contacts.hrl), Lesson 6.5a's contact store (contact_store.asm, .rs, and .erl) and its Basic and Production-Minded servers (basic_server and server, in .asm, .rs, and .erl), libmysql's three </w:t>
-      </w:r>
-      <w:r>
-        <w:t>DLLs, and the Solidity files (solidity/script/BasicContactApi.sol, ContactApi.sol, and the two deploy scripts); and from lesson-6.13, Lesson 6.13's reset file (sql/reset_contacts.sql). Step 2 copies rust/Cargo.lock and solidity/foundry.toml from lesson-6.5-extended too.</w:t>
+        <w:t>The files step 1 copies are not printed in this lesson, so they are not in the layout: from lesson-6.5-extended, certs, .gitignore, mysql-otp (vendor/mysql), cJSON (assembly/cJSON.c and cJSON.h), your Chapter 5 contacts module (assembly/windows/contacts.asm and contacts.inc, rust/src/contacts.rs, erlang/contacts.erl and contacts.hrl), Lesson 6.5a's contact store (contact_store.asm, .rs, and .erl) and its Basic and Production-Minded servers (basic_server and server, in .asm, .rs, and .erl), libmysql's three DLLs, and the Solidity files (solidity/script/BasicContactApi.sol, ContactApi.sol, and the two deploy scripts); and from lesson-6.13, Lesson 6.13's reset file (sql/reset_contacts.sql). Step 2 copies rust/Cargo.lock and solidity/foundry.toml from lesson-6.5-extended too.</w:t>
       </w:r>
     </w:p>
     <w:p>
@@ -1452,10 +1443,7 @@
         <w:keepNext/>
       </w:pPr>
       <w:r>
-        <w:t>Still in lesson-6.13-extended, copy every file this lesson uses unchanged: from your Lesson 6.5a folder, the certificates and .gitignore, mysql-otp, cJSON, your Chapter 5 contacts module, Lesson 6.5a's contact store and its four servers, the MySQL DLLs, and every Solidity file in its script folder; and from your Lesson 6.13 folder, the reset file with Ann "Bo" Lee &amp; Co. Lesson 6.13a changes no server, just as Lesson 6.13 copies Lesson 6.5's. The two -replace lines put this lesson's Rust library name, json_r</w:t>
-      </w:r>
-      <w:r>
-        <w:t>esponses, into the use lines of the two Rust servers, which named Lesson 6.5a's, get_requests.</w:t>
+        <w:t>Still in lesson-6.13-extended, copy every file this lesson uses unchanged: from your Lesson 6.5a folder, the certificates and .gitignore, mysql-otp, cJSON, your Chapter 5 contacts module, Lesson 6.5a's contact store and its four servers, the MySQL DLLs, and every Solidity file in its script folder; and from your Lesson 6.13 folder, the reset file with Ann "Bo" Lee &amp; Co. Lesson 6.13a changes no server, just as Lesson 6.13 copies Lesson 6.5's. The two -replace lines put this lesson's Rust library name, json_responses, into the use lines of the two Rust servers, which named Lesson 6.5a's, get_requests.</w:t>
       </w:r>
     </w:p>
     <w:p>
@@ -2031,10 +2019,7 @@
         <w:keepNext/>
       </w:pPr>
       <w:r>
-        <w:t>Remember, verify checks that the server certificate is signed by the course CA (Lesson 6.0). 9 of the module's lines name spa_contacts, 3 in each file. Each of the eleven copied files names Lesson 6.5a once, in its first comment, so they are Lesson 6.5a's servers, contact stores, and contracts. The Rust servers' 7 lines that named get_requests now name json_responses, and none names get_requests. The cJSON hashes are Lesson 3.15a's, the next lines are libmysql's three DLLs, Test-Path prints True for each fi</w:t>
-      </w:r>
-      <w:r>
-        <w:t>le that is there, and the reset file holds Ann's row once.</w:t>
+        <w:t>Remember, verify checks that the server certificate is signed by the course CA (Lesson 6.0). 9 of the module's lines name spa_contacts, 3 in each file. Each of the eleven copied files names Lesson 6.5a once, in its first comment, so they are Lesson 6.5a's servers, contact stores, and contracts. The Rust servers' 7 lines that named get_requests now name json_responses, and none names get_requests. The cJSON hashes are Lesson 3.15a's, the next lines are libmysql's three DLLs, Test-Path prints True for each file that is there, and the reset file holds Ann's row once.</w:t>
       </w:r>
     </w:p>
     <w:p>
@@ -2187,10 +2172,7 @@
     </w:p>
     <w:p>
       <w:r>
-        <w:t>Remember, each library goes into the lesson folder only, at the version its project file or command pins. Cargo.toml pins Lesson 6.5a's crates at the same versions, so copy Lesson 6.5a's Cargo.lock and let cargo fetch read it: it keeps every version and only writes this project's new name, json_responses, into it. foundry.toml is Lesson 6.5a's too, and forge installs forge-std inside the lesson folder again. Each file is copied just before the command that reads it. Erlang's inets, ssl, and json come with E</w:t>
-      </w:r>
-      <w:r>
-        <w:t>rlang/OTP.</w:t>
+        <w:t>Remember, each library goes into the lesson folder only, at the version its project file or command pins. Cargo.toml pins Lesson 6.5a's crates at the same versions, so copy Lesson 6.5a's Cargo.lock and let cargo fetch read it: it keeps every version and only writes this project's new name, json_responses, into it. foundry.toml is Lesson 6.5a's too, and forge installs forge-std inside the lesson folder again. Each file is copied just before the command that reads it. Erlang's inets, ssl, and json come with Erlang/OTP.</w:t>
       </w:r>
     </w:p>
     <w:p>
@@ -2791,10 +2773,7 @@
     </w:p>
     <w:p>
       <w:r>
-        <w:t>Remember, Assembly calls libmicrohttpd for the server and libcurl for the client, as C does, and every Windows Assembly block starts with the $env:Path line, so the programs load MSYS2's DLLs (Lesson 6.0a). Remember, both servers answer one request at a time, because your Chapter 5 contacts.asm keeps its records in .bss (Lesson 6.5a). The servers are Lesson 6.5a's, which step 1 copied, and they link your Chapter 5 contacts.asm, libmysql, and cJSON; the Production-Minded server also links Lesson 6.5a's conta</w:t>
-      </w:r>
-      <w:r>
-        <w:t>ct_store.asm. The clients parse JSON with cJSON, so each gcc command for a client compiles cJSON.c too.</w:t>
+        <w:t>Remember, Assembly calls libmicrohttpd for the server and libcurl for the client, as C does, and every Windows Assembly block starts with the $env:Path line, so the programs load MSYS2's DLLs (Lesson 6.0a). Remember, both servers answer one request at a time, because your Chapter 5 contacts.asm keeps its records in .bss (Lesson 6.5a). The servers are Lesson 6.5a's, which step 1 copied, and they link your Chapter 5 contacts.asm, libmysql, and cJSON; the Production-Minded server also links Lesson 6.5a's contact_store.asm. The clients parse JSON with cJSON, so each gcc command for a client compiles cJSON.c too.</w:t>
       </w:r>
     </w:p>
     <w:p>
@@ -23548,10 +23527,7 @@
     </w:p>
     <w:p>
       <w:r>
-        <w:t>Solidity's section maps Lesson 6.13 onto the honest counterpart that Concept describes: the contracts are Lesson 6.5a's, copied unchanged, whose view functions write the same JSON; cast send adds Ann after the deploy; and the clients are forge scripts that read the JSON with Foundry's cheatcodes into a Solidity Contact struct. Remember, forge script --broadcast sends a script's marked calls as transactions, and --unlocked --sender sends them from anvil's first test account (Lesson 6.5a). Every Solidity bloc</w:t>
-      </w:r>
-      <w:r>
-        <w:t>k runs in the lesson-6.13-extended folder.</w:t>
+        <w:t>Solidity's section maps Lesson 6.13 onto the honest counterpart that Concept describes: the contracts are Lesson 6.5a's, copied unchanged, whose view functions write the same JSON; cast send adds Ann after the deploy; and the clients are forge scripts that read the JSON with Foundry's cheatcodes into a Solidity Contact struct. Remember, forge script --broadcast sends a script's marked calls as transactions, and --unlocked --sender sends them from anvil's first test account (Lesson 6.5a). Every Solidity block runs in the lesson-6.13-extended folder.</w:t>
       </w:r>
     </w:p>
     <w:p>
@@ -24843,10 +24819,7 @@
     </w:p>
     <w:p>
       <w:r>
-        <w:t>The Production-Minded contract is Lesson 6.5a's ContactApi, copied in step 1; DeployContactApi stores the three contacts. The client script adds valueKind, which tells each value's kind before it is read, and keeps Lesson 6.13's functions under Solidity's names: printContact, requiredText, contactFromRecord, parseContact, parseContactList, and checkBody. The Call Check is the curl Check's counterpart: the contract's own bytes for contacts 4 and 2. Read valueKind first, then contactFromRecord and the parsers</w:t>
-      </w:r>
-      <w:r>
-        <w:t>, then run.</w:t>
+        <w:t>The Production-Minded contract is Lesson 6.5a's ContactApi, copied in step 1; DeployContactApi stores the three contacts. The client script adds valueKind, which tells each value's kind before it is read, and keeps Lesson 6.13's functions under Solidity's names: printContact, requiredText, contactFromRecord, parseContact, parseContactList, and checkBody. The Call Check is the curl Check's counterpart: the contract's own bytes for contacts 4 and 2. Read valueKind first, then contactFromRecord and the parsers, then run.</w:t>
       </w:r>
     </w:p>
     <w:p>
@@ -28993,10 +28966,7 @@
     </w:p>
     <w:p>
       <w:r>
-        <w:t>The Contact Manager REST API's EXTENDED companion answers every contact route with Lesson 6.5a's contact_to_json, so every server writes the same contact the same way, and its clients read every answer with contact_from_record, parse_contact, and parse_contact_list in Assembly, Rust, and Erlang. In Solidity, the project's client scripts read the contract's JSON with valueKind's checks. The GitHub API Explorer's EXTENDED companion reads GitHub's JSON the same way: its own record with only the fields it print</w:t>
-      </w:r>
-      <w:r>
-        <w:t>s, every other key ignored, each kind checked, and a non-200 answer never read as a record.</w:t>
+        <w:t>The Contact Manager REST API's EXTENDED companion answers every contact route with Lesson 6.5a's contact_to_json, so every server writes the same contact the same way, and its clients read every answer with contact_from_record, parse_contact, and parse_contact_list in Assembly, Rust, and Erlang. In Solidity, the project's client scripts read the contract's JSON with valueKind's checks. The GitHub API Explorer's EXTENDED companion reads GitHub's JSON the same way: its own record with only the fields it prints, every other key ignored, each kind checked, and a non-200 answer never read as a record.</w:t>
       </w:r>
     </w:p>
     <w:p>
@@ -29160,10 +29130,7 @@
         <w:pStyle w:val="ListBullet"/>
       </w:pPr>
       <w:r>
-        <w:t>In the Production-Minded client, write print_without_phone (printWithoutPhone in Solidity). It counts the contacts whose phone is missing, prints Without a phone: and the count, and then prints each of those contacts with print_contact. Assembly: rcx = the list, edx = the number of contacts, HAS_PHONE 0 for no phone, a without_phone_line format in .rdata, and the four registers it keeps pushed. Rust: print_without_phone(contact_list: &amp;Vec&lt;Contact&gt;), phone.is_none() for no phone. Erlang: print_without_phone(</w:t>
-      </w:r>
-      <w:r>
-        <w:t>ContactList), with lists:filter keeping each contact whose phone is null; in read_collection, name the list ContactList instead of _ContactList. Solidity: printWithoutPhone(Contact[] memory contactList), an empty phone for no phone.</w:t>
+        <w:t>In the Production-Minded client, write print_without_phone (printWithoutPhone in Solidity). It counts the contacts whose phone is missing, prints Without a phone: and the count, and then prints each of those contacts with print_contact. Assembly: rcx = the list, edx = the number of contacts, HAS_PHONE 0 for no phone, a without_phone_line format in .rdata, and the four registers it keeps pushed. Rust: print_without_phone(contact_list: &amp;Vec&lt;Contact&gt;), phone.is_none() for no phone. Erlang: print_without_phone(ContactList), with lists:filter keeping each contact whose phone is null; in read_collection, name the list ContactList instead of _ContactList. Solidity: printWithoutPhone(Contact[] memory contactList), an empty phone for no phone.</w:t>
       </w:r>
     </w:p>
     <w:p>
@@ -29402,10 +29369,7 @@
     </w:p>
     <w:p>
       <w:r>
-        <w:t>A JSON response is part of the API's contract. On the server, Lesson 6.5a's one serializer per language writes Ann and Grace as the same bytes in every language, though the writers still disagree on a tab, DEL, and U+2028. On the client, the JSON becomes a record the program can use, after each needed value's kind and range are checked: cJSON's two copies of a number in Assembly, serde_json's Value in Rust, the json module's kinds in Erlang, and, in Solidity, each value's size before Foundry's converting ch</w:t>
-      </w:r>
-      <w:r>
-        <w:t>eatcodes read it. Unknown keys are ignored, and a server that changes or has a bug is refused with a clear reason instead of a wrong value later. Lesson 6.14a maps every status this API answers.</w:t>
+        <w:t>A JSON response is part of the API's contract. On the server, Lesson 6.5a's one serializer per language writes Ann and Grace as the same bytes in every language, though the writers still disagree on a tab, DEL, and U+2028. On the client, the JSON becomes a record the program can use, after each needed value's kind and range are checked: cJSON's two copies of a number in Assembly, serde_json's Value in Rust, the json module's kinds in Erlang, and, in Solidity, each value's size before Foundry's converting cheatcodes read it. Unknown keys are ignored, and a server that changes or has a bug is refused with a clear reason instead of a wrong value later. Lesson 6.14a maps every status this API answers.</w:t>
       </w:r>
     </w:p>
     <w:sectPr>

--- a/Volume 1/Chapter 06 - RESTful APIs/SPA_Vol1_Ch6_Lesson6_13a_JSON_Responses_EXTENDED.docx
+++ b/Volume 1/Chapter 06 - RESTful APIs/SPA_Vol1_Ch6_Lesson6_13a_JSON_Responses_EXTENDED.docx
@@ -402,6 +402,7 @@
         <w:pStyle w:val="ListBullet"/>
       </w:pPr>
       <w:r>
+        <w:lastRenderedPageBreak/>
         <w:t>Erlang's maps:get stops with badkey for a missing key; the text "1" goes into the record as a binary, and the program stops later, when ~B tries to print it as a number.</w:t>
       </w:r>
     </w:p>
@@ -2744,39 +2745,39 @@
         <w:pStyle w:val="SourceCode"/>
       </w:pPr>
       <w:r>
-        <w:t>-- in Lessons 4.11 to 4.14 it pointed at contact_groups_assembly; Chapter 5</w:t>
-      </w:r>
-    </w:p>
-    <w:p>
-      <w:pPr>
-        <w:pStyle w:val="SourceCode"/>
-      </w:pPr>
-      <w:r>
-        <w:t>-- has no groups, so contact_groups_assembly goes too. contacts_assembly_old</w:t>
-      </w:r>
-    </w:p>
-    <w:p>
-      <w:pPr>
-        <w:pStyle w:val="SourceCode"/>
-      </w:pPr>
-      <w:r>
-        <w:t>-- is the name Lesson 5.9's Troubleshooting Run gives contacts_assembly, in</w:t>
-      </w:r>
-    </w:p>
-    <w:p>
-      <w:pPr>
-        <w:pStyle w:val="SourceCode"/>
-      </w:pPr>
-      <w:r>
-        <w:t>-- case a run stopped before its Repair Run renamed it back. IF EXISTS skips</w:t>
-      </w:r>
-    </w:p>
-    <w:p>
-      <w:pPr>
-        <w:pStyle w:val="SourceCode"/>
-      </w:pPr>
-      <w:r>
-        <w:t>-- a missing table.</w:t>
+        <w:t>-- in Lessons 4.11a to 4.14a it pointed at contact_groups_assembly; Chapter</w:t>
+      </w:r>
+    </w:p>
+    <w:p>
+      <w:pPr>
+        <w:pStyle w:val="SourceCode"/>
+      </w:pPr>
+      <w:r>
+        <w:t>-- 5 has no groups, so contact_groups_assembly goes too.</w:t>
+      </w:r>
+    </w:p>
+    <w:p>
+      <w:pPr>
+        <w:pStyle w:val="SourceCode"/>
+      </w:pPr>
+      <w:r>
+        <w:t>-- contacts_assembly_old is the name Lesson 5.9a's Troubleshooting Run gives</w:t>
+      </w:r>
+    </w:p>
+    <w:p>
+      <w:pPr>
+        <w:pStyle w:val="SourceCode"/>
+      </w:pPr>
+      <w:r>
+        <w:t>-- contacts_assembly, in case a run stopped before its Repair Run renamed it</w:t>
+      </w:r>
+    </w:p>
+    <w:p>
+      <w:pPr>
+        <w:pStyle w:val="SourceCode"/>
+      </w:pPr>
+      <w:r>
+        <w:t>-- back. IF EXISTS skips a missing table.</w:t>
       </w:r>
     </w:p>
     <w:p>
@@ -3069,23 +3070,23 @@
         <w:pStyle w:val="SourceCode"/>
       </w:pPr>
       <w:r>
-        <w:t>-- Lessons 4.11 to 4.14 it pointed at contact_groups_rust; Chapter 5 has no</w:t>
-      </w:r>
-    </w:p>
-    <w:p>
-      <w:pPr>
-        <w:pStyle w:val="SourceCode"/>
-      </w:pPr>
-      <w:r>
-        <w:t>-- groups, so contact_groups_rust goes too. contacts_rust_old is the name</w:t>
-      </w:r>
-    </w:p>
-    <w:p>
-      <w:pPr>
-        <w:pStyle w:val="SourceCode"/>
-      </w:pPr>
-      <w:r>
-        <w:t>-- Lesson 5.9's Troubleshooting Run gives contacts_rust, in case a run</w:t>
+        <w:t>-- Lessons 4.11a to 4.14a it pointed at contact_groups_rust; Chapter 5 has</w:t>
+      </w:r>
+    </w:p>
+    <w:p>
+      <w:pPr>
+        <w:pStyle w:val="SourceCode"/>
+      </w:pPr>
+      <w:r>
+        <w:t>-- no groups, so contact_groups_rust goes too. contacts_rust_old is the name</w:t>
+      </w:r>
+    </w:p>
+    <w:p>
+      <w:pPr>
+        <w:pStyle w:val="SourceCode"/>
+      </w:pPr>
+      <w:r>
+        <w:t>-- Lesson 5.9a's Troubleshooting Run gives contacts_rust, in case a run</w:t>
       </w:r>
     </w:p>
     <w:p>
@@ -3402,7 +3403,7 @@
         <w:pStyle w:val="SourceCode"/>
       </w:pPr>
       <w:r>
-        <w:t>-- in Lessons 4.11 to 4.14 it pointed at contact_groups_erlang; Chapter 5</w:t>
+        <w:t>-- in Lessons 4.11a to 4.14a it pointed at contact_groups_erlang; Chapter 5</w:t>
       </w:r>
     </w:p>
     <w:p>
@@ -3418,7 +3419,7 @@
         <w:pStyle w:val="SourceCode"/>
       </w:pPr>
       <w:r>
-        <w:t>-- the name Lesson 5.9's Troubleshooting Run gives contacts_erlang, in case</w:t>
+        <w:t>-- the name Lesson 5.9a's Troubleshooting Run gives contacts_erlang, in case</w:t>
       </w:r>
     </w:p>
     <w:p>
@@ -4775,15 +4776,15 @@
         <w:pStyle w:val="SourceCode"/>
       </w:pPr>
       <w:r>
-        <w:t>; Remember, .bss reserves memory that starts as zeros: the body's space,</w:t>
-      </w:r>
-    </w:p>
-    <w:p>
-      <w:pPr>
-        <w:pStyle w:val="SourceCode"/>
-      </w:pPr>
-      <w:r>
-        <w:t>; the status, one Contact record, and room for CONTACT_LIMIT more.</w:t>
+        <w:t>; Remember, .bss starts as zeros: the body's space, the status, one Contact</w:t>
+      </w:r>
+    </w:p>
+    <w:p>
+      <w:pPr>
+        <w:pStyle w:val="SourceCode"/>
+      </w:pPr>
+      <w:r>
+        <w:t>; record and room for CONTACT_LIMIT more, at a multiple of 8 (alignb 8).</w:t>
       </w:r>
     </w:p>
     <w:p>
@@ -5222,7 +5223,7 @@
         <w:pStyle w:val="SourceCode"/>
       </w:pPr>
       <w:r>
-        <w:t>; rbx keeps the client, r12 the URL, then the result.</w:t>
+        <w:t>; rbx keeps the client, then libcurl's words, r12 the URL, then the result.</w:t>
       </w:r>
     </w:p>
     <w:p>
@@ -5470,7 +5471,7 @@
         <w:pStyle w:val="SourceCode"/>
       </w:pPr>
       <w:r>
-        <w:t xml:space="preserve">    ; Remember, curl_easy_strerror gives libcurl's words for the result.</w:t>
+        <w:t xml:space="preserve">    ; Remember, curl_easy_strerror names the result; __acrt_iob_func(2) is stderr.</w:t>
       </w:r>
     </w:p>
     <w:p>
@@ -6559,7 +6560,7 @@
         <w:pStyle w:val="SourceCode"/>
       </w:pPr>
       <w:r>
-        <w:t xml:space="preserve">    ; Remember, cJSON_Delete gives back the parsed values.</w:t>
+        <w:t xml:space="preserve">    ; Remember, cJSON_Delete frees the values, and main's eax is the exit code.</w:t>
       </w:r>
     </w:p>
     <w:p>
@@ -9282,15 +9283,15 @@
         <w:pStyle w:val="SourceCode"/>
       </w:pPr>
       <w:r>
-        <w:t>; with 13, 10 (\r\n), which is not copied. A blank line, or a line that</w:t>
-      </w:r>
-    </w:p>
-    <w:p>
-      <w:pPr>
-        <w:pStyle w:val="SourceCode"/>
-      </w:pPr>
-      <w:r>
-        <w:t>; does not fit, is skipped.</w:t>
+        <w:t>; with 13, 10 (\r\n), which is not copied. A blank line, a line that does</w:t>
+      </w:r>
+    </w:p>
+    <w:p>
+      <w:pPr>
+        <w:pStyle w:val="SourceCode"/>
+      </w:pPr>
+      <w:r>
+        <w:t>; not fit, or any line after HEADER_LIMIT lines are kept is skipped.</w:t>
       </w:r>
     </w:p>
     <w:p>
@@ -10334,15 +10335,15 @@
         <w:pStyle w:val="SourceCode"/>
       </w:pPr>
       <w:r>
-        <w:t>; 4xx or 5xx is an answer like any other; only no answer at all gives</w:t>
-      </w:r>
-    </w:p>
-    <w:p>
-      <w:pPr>
-        <w:pStyle w:val="SourceCode"/>
-      </w:pPr>
-      <w:r>
-        <w:t>; status code 0, with two Error lines.</w:t>
+        <w:t>; 4xx or 5xx is an answer like any other; no answer gives status code 0</w:t>
+      </w:r>
+    </w:p>
+    <w:p>
+      <w:pPr>
+        <w:pStyle w:val="SourceCode"/>
+      </w:pPr>
+      <w:r>
+        <w:t>; with two Error lines, and a body over BODY_SIZE gives status 0 with one.</w:t>
       </w:r>
     </w:p>
     <w:p>
@@ -10422,23 +10423,23 @@
         <w:pStyle w:val="SourceCode"/>
       </w:pPr>
       <w:r>
-        <w:t>; rbx keeps the record, r12 the client, r13 the method, then the result</w:t>
-      </w:r>
-    </w:p>
-    <w:p>
-      <w:pPr>
-        <w:pStyle w:val="SourceCode"/>
-      </w:pPr>
-      <w:r>
-        <w:t>; number, r14 the path, r15 the header list; the key and the body are</w:t>
-      </w:r>
-    </w:p>
-    <w:p>
-      <w:pPr>
-        <w:pStyle w:val="SourceCode"/>
-      </w:pPr>
-      <w:r>
-        <w:t>; kept at [rsp + 48] and [rsp + 56], above snprintf's fifth value.</w:t>
+        <w:t>; rbx keeps the record, r12 the client, r13 the method, then the result,</w:t>
+      </w:r>
+    </w:p>
+    <w:p>
+      <w:pPr>
+        <w:pStyle w:val="SourceCode"/>
+      </w:pPr>
+      <w:r>
+        <w:t>; r14 the path, then the error stream, r15 the header list; the key and</w:t>
+      </w:r>
+    </w:p>
+    <w:p>
+      <w:pPr>
+        <w:pStyle w:val="SourceCode"/>
+      </w:pPr>
+      <w:r>
+        <w:t>; the body are kept at [rsp + 48] and [rsp + 56], above snprintf's fifth.</w:t>
       </w:r>
     </w:p>
     <w:p>
@@ -10883,15 +10884,15 @@
         <w:pStyle w:val="SourceCode"/>
       </w:pPr>
       <w:r>
-        <w:t xml:space="preserve">    ; CURLOPT_HTTPGET clears the last request's body; CURLOPT_POSTFIELDS</w:t>
-      </w:r>
-    </w:p>
-    <w:p>
-      <w:pPr>
-        <w:pStyle w:val="SourceCode"/>
-      </w:pPr>
-      <w:r>
-        <w:t xml:space="preserve">    ; sets this one's. CURLOPT_CUSTOMREQUEST then names the method.</w:t>
+        <w:t xml:space="preserve">    ; HTTPGET clears the last request's body and POSTFIELDS sets this one's;</w:t>
+      </w:r>
+    </w:p>
+    <w:p>
+      <w:pPr>
+        <w:pStyle w:val="SourceCode"/>
+      </w:pPr>
+      <w:r>
+        <w:t xml:space="preserve">    ; CUSTOMREQUEST names the method; save_body and save_header fill the record.</w:t>
       </w:r>
     </w:p>
     <w:p>
@@ -14624,7 +14625,7 @@
         <w:pStyle w:val="SourceCode"/>
       </w:pPr>
       <w:r>
-        <w:t>; main keeps the client handle in rbx and the index in r12d;</w:t>
+        <w:t>; main keeps the client handle in rbx, the index in r12d, then the problem;</w:t>
       </w:r>
     </w:p>
     <w:p>
@@ -16874,15 +16875,15 @@
         <w:pStyle w:val="SourceCode"/>
       </w:pPr>
       <w:r>
-        <w:t xml:space="preserve">    // Remember, create the client once: it trusts only the course</w:t>
-      </w:r>
-    </w:p>
-    <w:p>
-      <w:pPr>
-        <w:pStyle w:val="SourceCode"/>
-      </w:pPr>
-      <w:r>
-        <w:t xml:space="preserve">    // certificate authority and gives up after 10 seconds.</w:t>
+        <w:t xml:space="preserve">    // Remember, create the client once: it trusts only the course CA, gives</w:t>
+      </w:r>
+    </w:p>
+    <w:p>
+      <w:pPr>
+        <w:pStyle w:val="SourceCode"/>
+      </w:pPr>
+      <w:r>
+        <w:t xml:space="preserve">    // up after 10 seconds, takes a 404 as an answer; into() makes the Agent.</w:t>
       </w:r>
     </w:p>
     <w:p>
@@ -17947,23 +17948,23 @@
         <w:pStyle w:val="SourceCode"/>
       </w:pPr>
       <w:r>
-        <w:t>// The kind of failure an error is. Each ureq::Error variant is one kind</w:t>
-      </w:r>
-    </w:p>
-    <w:p>
-      <w:pPr>
-        <w:pStyle w:val="SourceCode"/>
-      </w:pPr>
-      <w:r>
-        <w:t>// of error, and the io::Error inside Io carries a kind of its own.</w:t>
-      </w:r>
-    </w:p>
-    <w:p>
-      <w:pPr>
-        <w:pStyle w:val="SourceCode"/>
-      </w:pPr>
-      <w:r>
-        <w:t>// Remember, if let runs its block only when the value fits the pattern.</w:t>
+        <w:t>// The kind of failure an error is. Each ureq::Error variant is one kind,</w:t>
+      </w:r>
+    </w:p>
+    <w:p>
+      <w:pPr>
+        <w:pStyle w:val="SourceCode"/>
+      </w:pPr>
+      <w:r>
+        <w:t>// and Io's io::Error has a kind too: rustls makes a refused certificate</w:t>
+      </w:r>
+    </w:p>
+    <w:p>
+      <w:pPr>
+        <w:pStyle w:val="SourceCode"/>
+      </w:pPr>
+      <w:r>
+        <w:t>// InvalidData. Remember, if let runs its block only when the value fits.</w:t>
       </w:r>
     </w:p>
     <w:p>
@@ -18261,15 +18262,15 @@
         <w:pStyle w:val="SourceCode"/>
       </w:pPr>
       <w:r>
-        <w:t>// answer like any other; only no answer at all gives status_code 0, with</w:t>
-      </w:r>
-    </w:p>
-    <w:p>
-      <w:pPr>
-        <w:pStyle w:val="SourceCode"/>
-      </w:pPr>
-      <w:r>
-        <w:t>// two Error lines.</w:t>
+        <w:t>// answer like any other; no answer, or a body that cannot be read, gives</w:t>
+      </w:r>
+    </w:p>
+    <w:p>
+      <w:pPr>
+        <w:pStyle w:val="SourceCode"/>
+      </w:pPr>
+      <w:r>
+        <w:t>// status_code 0 after two Error lines.</w:t>
       </w:r>
     </w:p>
     <w:p>
@@ -19427,7 +19428,7 @@
         <w:pStyle w:val="SourceCode"/>
       </w:pPr>
       <w:r>
-        <w:t xml:space="preserve">    // The one optional key: missing or null both mean no phone.</w:t>
+        <w:t xml:space="preserve">    // Missing or null means no phone. Remember, if after a pattern is a guard.</w:t>
       </w:r>
     </w:p>
     <w:p>
@@ -22112,7 +22113,15 @@
         <w:pStyle w:val="SourceCode"/>
       </w:pPr>
       <w:r>
-        <w:t>%% One answer from the server. status_code is 0 when there was no answer,</w:t>
+        <w:t>%% One answer from the server. Remember, #api_response{...} makes a record</w:t>
+      </w:r>
+    </w:p>
+    <w:p>
+      <w:pPr>
+        <w:pStyle w:val="SourceCode"/>
+      </w:pPr>
+      <w:r>
+        <w:t>%% and R#api_response.body reads a field. status_code 0 means no answer,</w:t>
       </w:r>
     </w:p>
     <w:p>
@@ -22128,15 +22137,7 @@
         <w:pStyle w:val="SourceCode"/>
       </w:pPr>
       <w:r>
-        <w:t>%% "other"; it is "" when there was an answer. headers is a list of</w:t>
-      </w:r>
-    </w:p>
-    <w:p>
-      <w:pPr>
-        <w:pStyle w:val="SourceCode"/>
-      </w:pPr>
-      <w:r>
-        <w:t>%% {Name, Value} pairs, with each name in lowercase.</w:t>
+        <w:t>%% "other" ("" with an answer). headers: {Name, Value} pairs, lowercase.</w:t>
       </w:r>
     </w:p>
     <w:p>
@@ -25000,7 +25001,7 @@
         <w:pStyle w:val="SourceCode"/>
       </w:pPr>
       <w:r>
-        <w:t>// it, as a client of a real API knows only the requests it may send.</w:t>
+        <w:t>// it. Remember, ContactReader(address) is the contract at that address.</w:t>
       </w:r>
     </w:p>
     <w:p>
@@ -25361,55 +25362,55 @@
         <w:pStyle w:val="SourceCode"/>
       </w:pPr>
       <w:r>
-        <w:t xml:space="preserve">    // "$[0]" for an array's first value, key by key. Remember,</w:t>
-      </w:r>
-    </w:p>
-    <w:p>
-      <w:pPr>
-        <w:pStyle w:val="SourceCode"/>
-      </w:pPr>
-      <w:r>
-        <w:t xml:space="preserve">    // vm.parseJsonUint and vm.parseJsonString read one value by its path</w:t>
-      </w:r>
-    </w:p>
-    <w:p>
-      <w:pPr>
-        <w:pStyle w:val="SourceCode"/>
-      </w:pPr>
-      <w:r>
-        <w:t xml:space="preserve">    // (Lesson 3.15a): path, a dot, and the key. They trust the text:</w:t>
-      </w:r>
-    </w:p>
-    <w:p>
-      <w:pPr>
-        <w:pStyle w:val="SourceCode"/>
-      </w:pPr>
-      <w:r>
-        <w:t xml:space="preserve">    // vm.parseJsonString gives null as the text "null", so the phone's</w:t>
-      </w:r>
-    </w:p>
-    <w:p>
-      <w:pPr>
-        <w:pStyle w:val="SourceCode"/>
-      </w:pPr>
-      <w:r>
-        <w:t xml:space="preserve">    // size tells null from text first. Remember, vm.parseJson writes a</w:t>
-      </w:r>
-    </w:p>
-    <w:p>
-      <w:pPr>
-        <w:pStyle w:val="SourceCode"/>
-      </w:pPr>
-      <w:r>
-        <w:t xml:space="preserve">    // value as ABI bytes, 32 for a number or null and more for text</w:t>
-      </w:r>
-    </w:p>
-    <w:p>
-      <w:pPr>
-        <w:pStyle w:val="SourceCode"/>
-      </w:pPr>
-      <w:r>
-        <w:t xml:space="preserve">    // (Lesson 3.17a).</w:t>
+        <w:t xml:space="preserve">    // "$[0]" for an array's first value, key by key, into contact, the</w:t>
+      </w:r>
+    </w:p>
+    <w:p>
+      <w:pPr>
+        <w:pStyle w:val="SourceCode"/>
+      </w:pPr>
+      <w:r>
+        <w:t xml:space="preserve">    // named return value, handed back at the end. Remember, vm.parseJsonUint</w:t>
+      </w:r>
+    </w:p>
+    <w:p>
+      <w:pPr>
+        <w:pStyle w:val="SourceCode"/>
+      </w:pPr>
+      <w:r>
+        <w:t xml:space="preserve">    // and vm.parseJsonString read one value by path, a dot, and the key</w:t>
+      </w:r>
+    </w:p>
+    <w:p>
+      <w:pPr>
+        <w:pStyle w:val="SourceCode"/>
+      </w:pPr>
+      <w:r>
+        <w:t xml:space="preserve">    // (Lesson 3.15a). They trust the text: vm.parseJsonString gives null as</w:t>
+      </w:r>
+    </w:p>
+    <w:p>
+      <w:pPr>
+        <w:pStyle w:val="SourceCode"/>
+      </w:pPr>
+      <w:r>
+        <w:t xml:space="preserve">    // "null", so the phone's size tells null from text first: vm.parseJson</w:t>
+      </w:r>
+    </w:p>
+    <w:p>
+      <w:pPr>
+        <w:pStyle w:val="SourceCode"/>
+      </w:pPr>
+      <w:r>
+        <w:t xml:space="preserve">    // writes a value as ABI bytes, 32 for a number or null and more for</w:t>
+      </w:r>
+    </w:p>
+    <w:p>
+      <w:pPr>
+        <w:pStyle w:val="SourceCode"/>
+      </w:pPr>
+      <w:r>
+        <w:t xml:space="preserve">    // text (Lesson 3.17a).</w:t>
       </w:r>
     </w:p>
     <w:p>
@@ -26248,15 +26249,15 @@
         <w:pStyle w:val="SourceCode"/>
       </w:pPr>
       <w:r>
-        <w:t>// Remember, the two view functions this client calls; the client shares</w:t>
-      </w:r>
-    </w:p>
-    <w:p>
-      <w:pPr>
-        <w:pStyle w:val="SourceCode"/>
-      </w:pPr>
-      <w:r>
-        <w:t>// no code with the contract.</w:t>
+        <w:t>// Remember, the two view functions this client calls, through</w:t>
+      </w:r>
+    </w:p>
+    <w:p>
+      <w:pPr>
+        <w:pStyle w:val="SourceCode"/>
+      </w:pPr>
+      <w:r>
+        <w:t>// ContactReader(CONTACT_API); the client shares no code with the contract.</w:t>
       </w:r>
     </w:p>
     <w:p>
@@ -26585,7 +26586,7 @@
         <w:pStyle w:val="SourceCode"/>
       </w:pPr>
       <w:r>
-        <w:t xml:space="preserve">    // Remember, a text in single quotes may hold double quotes.</w:t>
+        <w:t xml:space="preserve">    // Remember, single quotes may hold double quotes; side-by-side literals join.</w:t>
       </w:r>
     </w:p>
     <w:p>
@@ -27437,39 +27438,39 @@
         <w:pStyle w:val="SourceCode"/>
       </w:pPr>
       <w:r>
-        <w:t xml:space="preserve">    // "$[1]" for an array's second value, into a Contact and "", or an</w:t>
-      </w:r>
-    </w:p>
-    <w:p>
-      <w:pPr>
-        <w:pStyle w:val="SourceCode"/>
-      </w:pPr>
-      <w:r>
-        <w:t xml:space="preserve">    // empty Contact and the first problem. It must be an object with a</w:t>
-      </w:r>
-    </w:p>
-    <w:p>
-      <w:pPr>
-        <w:pStyle w:val="SourceCode"/>
-      </w:pPr>
-      <w:r>
-        <w:t xml:space="preserve">    // whole-number id from 1 to ID_LIMIT and text for name and email;</w:t>
-      </w:r>
-    </w:p>
-    <w:p>
-      <w:pPr>
-        <w:pStyle w:val="SourceCode"/>
-      </w:pPr>
-      <w:r>
-        <w:t xml:space="preserve">    // phone is text, null, or missing, and null or missing means no</w:t>
-      </w:r>
-    </w:p>
-    <w:p>
-      <w:pPr>
-        <w:pStyle w:val="SourceCode"/>
-      </w:pPr>
-      <w:r>
-        <w:t xml:space="preserve">    // phone. Any other key is ignored.</w:t>
+        <w:t xml:space="preserve">    // "$[1]" for an array's second value, into a Contact and "", or contact,</w:t>
+      </w:r>
+    </w:p>
+    <w:p>
+      <w:pPr>
+        <w:pStyle w:val="SourceCode"/>
+      </w:pPr>
+      <w:r>
+        <w:t xml:space="preserve">    // the named return value, still empty, and the first problem. It must be</w:t>
+      </w:r>
+    </w:p>
+    <w:p>
+      <w:pPr>
+        <w:pStyle w:val="SourceCode"/>
+      </w:pPr>
+      <w:r>
+        <w:t xml:space="preserve">    // an object with a whole-number id from 1 to ID_LIMIT and text for name</w:t>
+      </w:r>
+    </w:p>
+    <w:p>
+      <w:pPr>
+        <w:pStyle w:val="SourceCode"/>
+      </w:pPr>
+      <w:r>
+        <w:t xml:space="preserve">    // and email; phone is text, null, or missing, and null or missing means</w:t>
+      </w:r>
+    </w:p>
+    <w:p>
+      <w:pPr>
+        <w:pStyle w:val="SourceCode"/>
+      </w:pPr>
+      <w:r>
+        <w:t xml:space="preserve">    // no phone. Any other key is ignored.</w:t>
       </w:r>
     </w:p>
     <w:p>
@@ -27685,15 +27686,15 @@
         <w:pStyle w:val="SourceCode"/>
       </w:pPr>
       <w:r>
-        <w:t xml:space="preserve">        // parsed is filled here and returned only at the end, so a</w:t>
-      </w:r>
-    </w:p>
-    <w:p>
-      <w:pPr>
-        <w:pStyle w:val="SourceCode"/>
-      </w:pPr>
-      <w:r>
-        <w:t xml:space="preserve">        // refused body never gives back half a contact.</w:t>
+        <w:t xml:space="preserve">        // parsed is filled and returned only at the end, so a refused body</w:t>
+      </w:r>
+    </w:p>
+    <w:p>
+      <w:pPr>
+        <w:pStyle w:val="SourceCode"/>
+      </w:pPr>
+      <w:r>
+        <w:t xml:space="preserve">        // gives back no half contact. Remember, (a, b) = f() fills a and b.</w:t>
       </w:r>
     </w:p>
     <w:p>
@@ -29405,23 +29406,23 @@
         <w:pStyle w:val="SourceCode"/>
       </w:pPr>
       <w:r>
-        <w:t># the mysql crate, and serde and serde_json, which write and read JSON.</w:t>
-      </w:r>
-    </w:p>
-    <w:p>
-      <w:pPr>
-        <w:pStyle w:val="SourceCode"/>
-      </w:pPr>
-      <w:r>
-        <w:t># Nothing new is downloaded. Remember, "=x.y.z" pins a crate at exactly</w:t>
-      </w:r>
-    </w:p>
-    <w:p>
-      <w:pPr>
-        <w:pStyle w:val="SourceCode"/>
-      </w:pPr>
-      <w:r>
-        <w:t># that version (Lesson 2.17a).</w:t>
+        <w:t># the mysql crate, and serde and serde_json, which write and read JSON;</w:t>
+      </w:r>
+    </w:p>
+    <w:p>
+      <w:pPr>
+        <w:pStyle w:val="SourceCode"/>
+      </w:pPr>
+      <w:r>
+        <w:t># nothing new is downloaded. Remember, "=x.y.z" pins an exact version,</w:t>
+      </w:r>
+    </w:p>
+    <w:p>
+      <w:pPr>
+        <w:pStyle w:val="SourceCode"/>
+      </w:pPr>
+      <w:r>
+        <w:t># features adds optional parts, and default-features = false drops defaults.</w:t>
       </w:r>
     </w:p>
     <w:p>
@@ -29484,6 +29485,9 @@
       <w:pPr>
         <w:pStyle w:val="SourceCode"/>
       </w:pPr>
+      <w:r>
+        <w:t># Remember, a [dependencies.axum] table is one entry, one setting per line.</w:t>
+      </w:r>
     </w:p>
     <w:p>
       <w:pPr>
@@ -29521,6 +29525,9 @@
       <w:pPr>
         <w:pStyle w:val="SourceCode"/>
       </w:pPr>
+      <w:r>
+        <w:t># rustls is named only to choose ring, the same ring ureq's rustls uses.</w:t>
+      </w:r>
     </w:p>
     <w:p>
       <w:pPr>
@@ -30915,31 +30922,31 @@
       </w:rPr>
     </w:lvl>
   </w:abstractNum>
-  <w:num w:numId="1" w16cid:durableId="43214027">
+  <w:num w:numId="1" w16cid:durableId="275186155">
     <w:abstractNumId w:val="8"/>
   </w:num>
-  <w:num w:numId="2" w16cid:durableId="544685448">
+  <w:num w:numId="2" w16cid:durableId="1772704070">
     <w:abstractNumId w:val="6"/>
   </w:num>
-  <w:num w:numId="3" w16cid:durableId="1020204534">
+  <w:num w:numId="3" w16cid:durableId="83647262">
     <w:abstractNumId w:val="5"/>
   </w:num>
-  <w:num w:numId="4" w16cid:durableId="647171050">
+  <w:num w:numId="4" w16cid:durableId="382413234">
     <w:abstractNumId w:val="4"/>
   </w:num>
-  <w:num w:numId="5" w16cid:durableId="1316760526">
+  <w:num w:numId="5" w16cid:durableId="1727141947">
     <w:abstractNumId w:val="7"/>
   </w:num>
-  <w:num w:numId="6" w16cid:durableId="1276669776">
+  <w:num w:numId="6" w16cid:durableId="28797226">
     <w:abstractNumId w:val="3"/>
   </w:num>
-  <w:num w:numId="7" w16cid:durableId="1675957384">
+  <w:num w:numId="7" w16cid:durableId="1807353143">
     <w:abstractNumId w:val="2"/>
   </w:num>
-  <w:num w:numId="8" w16cid:durableId="1745764450">
+  <w:num w:numId="8" w16cid:durableId="1934632745">
     <w:abstractNumId w:val="1"/>
   </w:num>
-  <w:num w:numId="9" w16cid:durableId="1158957417">
+  <w:num w:numId="9" w16cid:durableId="1338389497">
     <w:abstractNumId w:val="0"/>
   </w:num>
 </w:numbering>

--- a/Volume 1/Chapter 06 - RESTful APIs/SPA_Vol1_Ch6_Lesson6_13a_JSON_Responses_EXTENDED.docx
+++ b/Volume 1/Chapter 06 - RESTful APIs/SPA_Vol1_Ch6_Lesson6_13a_JSON_Responses_EXTENDED.docx
@@ -1866,7 +1866,7 @@
         <w:keepNext/>
       </w:pPr>
       <w:r>
-        <w:t>$openssl = "C:\Program Files\Git\mingw64\bin\openssl.exe"</w:t>
+        <w:t>$openssl = "C:\Program Files\Git\ucrt64\bin\openssl.exe"</w:t>
       </w:r>
     </w:p>
     <w:p>
@@ -30922,31 +30922,31 @@
       </w:rPr>
     </w:lvl>
   </w:abstractNum>
-  <w:num w:numId="1" w16cid:durableId="275186155">
+  <w:num w:numId="1" w16cid:durableId="1475413002">
     <w:abstractNumId w:val="8"/>
   </w:num>
-  <w:num w:numId="2" w16cid:durableId="1772704070">
+  <w:num w:numId="2" w16cid:durableId="1245336278">
     <w:abstractNumId w:val="6"/>
   </w:num>
-  <w:num w:numId="3" w16cid:durableId="83647262">
+  <w:num w:numId="3" w16cid:durableId="1240797772">
     <w:abstractNumId w:val="5"/>
   </w:num>
-  <w:num w:numId="4" w16cid:durableId="382413234">
+  <w:num w:numId="4" w16cid:durableId="934478343">
     <w:abstractNumId w:val="4"/>
   </w:num>
-  <w:num w:numId="5" w16cid:durableId="1727141947">
+  <w:num w:numId="5" w16cid:durableId="765661435">
     <w:abstractNumId w:val="7"/>
   </w:num>
-  <w:num w:numId="6" w16cid:durableId="28797226">
+  <w:num w:numId="6" w16cid:durableId="1512259407">
     <w:abstractNumId w:val="3"/>
   </w:num>
-  <w:num w:numId="7" w16cid:durableId="1807353143">
+  <w:num w:numId="7" w16cid:durableId="759253467">
     <w:abstractNumId w:val="2"/>
   </w:num>
-  <w:num w:numId="8" w16cid:durableId="1934632745">
+  <w:num w:numId="8" w16cid:durableId="317614092">
     <w:abstractNumId w:val="1"/>
   </w:num>
-  <w:num w:numId="9" w16cid:durableId="1338389497">
+  <w:num w:numId="9" w16cid:durableId="1132601093">
     <w:abstractNumId w:val="0"/>
   </w:num>
 </w:numbering>
